--- a/NashReddy- DevOps-Resume.docx
+++ b/NashReddy- DevOps-Resume.docx
@@ -1,6 +1,6 @@
 
 <file path=word/document.xml><?xml version="1.0" encoding="utf-8"?>
-<w:document xmlns:wpc="http://schemas.microsoft.com/office/word/2010/wordprocessingCanvas" xmlns:cx="http://schemas.microsoft.com/office/drawing/2014/chartex" xmlns:cx1="http://schemas.microsoft.com/office/drawing/2015/9/8/chartex" xmlns:cx2="http://schemas.microsoft.com/office/drawing/2015/10/21/chartex" xmlns:cx3="http://schemas.microsoft.com/office/drawing/2016/5/9/chartex" xmlns:cx4="http://schemas.microsoft.com/office/drawing/2016/5/10/chartex" xmlns:cx5="http://schemas.microsoft.com/office/drawing/2016/5/11/chartex" xmlns:cx6="http://schemas.microsoft.com/office/drawing/2016/5/12/chartex" xmlns:cx7="http://schemas.microsoft.com/office/drawing/2016/5/13/chartex" xmlns:cx8="http://schemas.microsoft.com/office/drawing/2016/5/14/chartex" xmlns:mc="http://schemas.openxmlformats.org/markup-compatibility/2006" xmlns:aink="http://schemas.microsoft.com/office/drawing/2016/ink" xmlns:am3d="http://schemas.microsoft.com/office/drawing/2017/model3d" xmlns:o="urn:schemas-microsoft-com:office:office" xmlns:oel="http://schemas.microsoft.com/office/2019/extlst" xmlns:r="http://schemas.openxmlformats.org/officeDocument/2006/relationships" xmlns:m="http://schemas.openxmlformats.org/officeDocument/2006/math" xmlns:v="urn:schemas-microsoft-com:vml" xmlns:wp14="http://schemas.microsoft.com/office/word/2010/wordprocessingDrawing" xmlns:wp="http://schemas.openxmlformats.org/drawingml/2006/wordprocessingDrawing" xmlns:w10="urn:schemas-microsoft-com:office:word" xmlns:w="http://schemas.openxmlformats.org/wordprocessingml/2006/main" xmlns:w14="http://schemas.microsoft.com/office/word/2010/wordml" xmlns:w15="http://schemas.microsoft.com/office/word/2012/wordml" xmlns:w16cex="http://schemas.microsoft.com/office/word/2018/wordml/cex" xmlns:w16cid="http://schemas.microsoft.com/office/word/2016/wordml/cid" xmlns:w16="http://schemas.microsoft.com/office/word/2018/wordml" xmlns:w16sdtdh="http://schemas.microsoft.com/office/word/2020/wordml/sdtdatahash" xmlns:w16se="http://schemas.microsoft.com/office/word/2015/wordml/symex" xmlns:wpg="http://schemas.microsoft.com/office/word/2010/wordprocessingGroup" xmlns:wpi="http://schemas.microsoft.com/office/word/2010/wordprocessingInk" xmlns:wne="http://schemas.microsoft.com/office/word/2006/wordml" xmlns:wps="http://schemas.microsoft.com/office/word/2010/wordprocessingShape" mc:Ignorable="w14 w15 w16se w16cid w16 w16cex w16sdtdh wp14">
+<w:document xmlns:wpc="http://schemas.microsoft.com/office/word/2010/wordprocessingCanvas" xmlns:cx="http://schemas.microsoft.com/office/drawing/2014/chartex" xmlns:cx1="http://schemas.microsoft.com/office/drawing/2015/9/8/chartex" xmlns:cx2="http://schemas.microsoft.com/office/drawing/2015/10/21/chartex" xmlns:cx3="http://schemas.microsoft.com/office/drawing/2016/5/9/chartex" xmlns:cx4="http://schemas.microsoft.com/office/drawing/2016/5/10/chartex" xmlns:cx5="http://schemas.microsoft.com/office/drawing/2016/5/11/chartex" xmlns:cx6="http://schemas.microsoft.com/office/drawing/2016/5/12/chartex" xmlns:cx7="http://schemas.microsoft.com/office/drawing/2016/5/13/chartex" xmlns:cx8="http://schemas.microsoft.com/office/drawing/2016/5/14/chartex" xmlns:mc="http://schemas.openxmlformats.org/markup-compatibility/2006" xmlns:aink="http://schemas.microsoft.com/office/drawing/2016/ink" xmlns:am3d="http://schemas.microsoft.com/office/drawing/2017/model3d" xmlns:o="urn:schemas-microsoft-com:office:office" xmlns:oel="http://schemas.microsoft.com/office/2019/extlst" xmlns:r="http://schemas.openxmlformats.org/officeDocument/2006/relationships" xmlns:m="http://schemas.openxmlformats.org/officeDocument/2006/math" xmlns:v="urn:schemas-microsoft-com:vml" xmlns:wp14="http://schemas.microsoft.com/office/word/2010/wordprocessingDrawing" xmlns:wp="http://schemas.openxmlformats.org/drawingml/2006/wordprocessingDrawing" xmlns:w10="urn:schemas-microsoft-com:office:word" xmlns:w="http://schemas.openxmlformats.org/wordprocessingml/2006/main" xmlns:w14="http://schemas.microsoft.com/office/word/2010/wordml" xmlns:w15="http://schemas.microsoft.com/office/word/2012/wordml" xmlns:w16cex="http://schemas.microsoft.com/office/word/2018/wordml/cex" xmlns:w16cid="http://schemas.microsoft.com/office/word/2016/wordml/cid" xmlns:w16="http://schemas.microsoft.com/office/word/2018/wordml" xmlns:w16du="http://schemas.microsoft.com/office/word/2023/wordml/word16du" xmlns:w16sdtdh="http://schemas.microsoft.com/office/word/2020/wordml/sdtdatahash" xmlns:w16sdtfl="http://schemas.microsoft.com/office/word/2024/wordml/sdtformatlock" xmlns:w16se="http://schemas.microsoft.com/office/word/2015/wordml/symex" xmlns:wpg="http://schemas.microsoft.com/office/word/2010/wordprocessingGroup" xmlns:wpi="http://schemas.microsoft.com/office/word/2010/wordprocessingInk" xmlns:wne="http://schemas.microsoft.com/office/word/2006/wordml" xmlns:wps="http://schemas.microsoft.com/office/word/2010/wordprocessingShape" mc:Ignorable="w14 w15 w16se w16cid w16 w16cex w16sdtdh w16sdtfl w16du wp14">
   <w:body>
     <w:p>
       <w:pPr>
@@ -46,7 +46,19 @@
         <w:rPr>
           <w:rFonts w:asciiTheme="minorHAnsi" w:hAnsiTheme="minorHAnsi" w:cstheme="minorHAnsi"/>
         </w:rPr>
-        <w:t xml:space="preserve">Brisbane City, Queensland, Australia </w:t>
+        <w:t>Perth</w:t>
+      </w:r>
+      <w:r>
+        <w:rPr>
+          <w:rFonts w:asciiTheme="minorHAnsi" w:hAnsiTheme="minorHAnsi" w:cstheme="minorHAnsi"/>
+        </w:rPr>
+        <w:t xml:space="preserve"> City, </w:t>
+      </w:r>
+      <w:r>
+        <w:rPr>
+          <w:rFonts w:asciiTheme="minorHAnsi" w:hAnsiTheme="minorHAnsi" w:cstheme="minorHAnsi"/>
+        </w:rPr>
+        <w:t>WA - 6152</w:t>
       </w:r>
     </w:p>
     <w:p>
@@ -210,27 +222,7 @@
             <w:w w:val="105"/>
             <w:u w:val="single" w:color="0562C1"/>
           </w:rPr>
-          <w:t>Por</w:t>
-        </w:r>
-        <w:r>
-          <w:rPr>
-            <w:rFonts w:asciiTheme="minorHAnsi" w:hAnsiTheme="minorHAnsi" w:cstheme="minorHAnsi"/>
-            <w:color w:val="0562C1"/>
-            <w:spacing w:val="-2"/>
-            <w:w w:val="105"/>
-            <w:u w:val="single" w:color="0562C1"/>
-          </w:rPr>
-          <w:t>t</w:t>
-        </w:r>
-        <w:r>
-          <w:rPr>
-            <w:rFonts w:asciiTheme="minorHAnsi" w:hAnsiTheme="minorHAnsi" w:cstheme="minorHAnsi"/>
-            <w:color w:val="0562C1"/>
-            <w:spacing w:val="-2"/>
-            <w:w w:val="105"/>
-            <w:u w:val="single" w:color="0562C1"/>
-          </w:rPr>
-          <w:t>folio</w:t>
+          <w:t>Portfolio</w:t>
         </w:r>
       </w:hyperlink>
     </w:p>
@@ -1344,7 +1336,6 @@
         </w:rPr>
         <w:t xml:space="preserve"> </w:t>
       </w:r>
-      <w:proofErr w:type="gramStart"/>
       <w:r>
         <w:rPr>
           <w:rFonts w:asciiTheme="minorHAnsi" w:hAnsiTheme="minorHAnsi" w:cstheme="minorHAnsi"/>
@@ -1354,7 +1345,6 @@
         </w:rPr>
         <w:t>conducting</w:t>
       </w:r>
-      <w:proofErr w:type="gramEnd"/>
     </w:p>
     <w:p>
       <w:pPr>
@@ -9382,23 +9372,7 @@
           <w:w w:val="105"/>
           <w:sz w:val="20"/>
         </w:rPr>
-        <w:t xml:space="preserve">colored </w:t>
-      </w:r>
-      <w:r>
-        <w:rPr>
-          <w:rFonts w:asciiTheme="minorHAnsi" w:hAnsiTheme="minorHAnsi" w:cstheme="minorHAnsi"/>
-          <w:w w:val="105"/>
-          <w:sz w:val="20"/>
-        </w:rPr>
-        <w:t xml:space="preserve">   </w:t>
-      </w:r>
-      <w:r>
-        <w:rPr>
-          <w:rFonts w:asciiTheme="minorHAnsi" w:hAnsiTheme="minorHAnsi" w:cstheme="minorHAnsi"/>
-          <w:w w:val="105"/>
-          <w:sz w:val="20"/>
-        </w:rPr>
-        <w:t>emails if the disk space is less than 5% threshold.</w:t>
+        <w:t>colored    emails if the disk space is less than 5% threshold.</w:t>
       </w:r>
     </w:p>
     <w:p>
@@ -13870,106 +13844,98 @@
           <w:rFonts w:asciiTheme="minorHAnsi" w:hAnsiTheme="minorHAnsi" w:cstheme="minorHAnsi"/>
           <w:sz w:val="20"/>
         </w:rPr>
-      </w:pPr>
-      <w:r>
-        <w:rPr>
-          <w:rFonts w:asciiTheme="minorHAnsi" w:hAnsiTheme="minorHAnsi" w:cstheme="minorHAnsi"/>
-          <w:spacing w:val="-2"/>
-          <w:w w:val="105"/>
-          <w:sz w:val="20"/>
-        </w:rPr>
-        <w:t>Best</w:t>
-      </w:r>
-      <w:r>
-        <w:rPr>
-          <w:rFonts w:asciiTheme="minorHAnsi" w:hAnsiTheme="minorHAnsi" w:cstheme="minorHAnsi"/>
-          <w:spacing w:val="-7"/>
-          <w:w w:val="105"/>
-          <w:sz w:val="20"/>
-        </w:rPr>
-        <w:t xml:space="preserve"> </w:t>
-      </w:r>
-      <w:r>
-        <w:rPr>
-          <w:rFonts w:asciiTheme="minorHAnsi" w:hAnsiTheme="minorHAnsi" w:cstheme="minorHAnsi"/>
-          <w:spacing w:val="-2"/>
-          <w:w w:val="105"/>
-          <w:sz w:val="20"/>
-        </w:rPr>
-        <w:t>Employee</w:t>
-      </w:r>
-      <w:r>
-        <w:rPr>
-          <w:rFonts w:asciiTheme="minorHAnsi" w:hAnsiTheme="minorHAnsi" w:cstheme="minorHAnsi"/>
-          <w:spacing w:val="-6"/>
-          <w:w w:val="105"/>
-          <w:sz w:val="20"/>
-        </w:rPr>
-        <w:t xml:space="preserve"> </w:t>
-      </w:r>
-      <w:r>
-        <w:rPr>
-          <w:rFonts w:asciiTheme="minorHAnsi" w:hAnsiTheme="minorHAnsi" w:cstheme="minorHAnsi"/>
-          <w:spacing w:val="-2"/>
-          <w:w w:val="105"/>
-          <w:sz w:val="20"/>
-        </w:rPr>
-        <w:t>Award</w:t>
-      </w:r>
-      <w:r>
-        <w:rPr>
-          <w:rFonts w:asciiTheme="minorHAnsi" w:hAnsiTheme="minorHAnsi" w:cstheme="minorHAnsi"/>
-          <w:spacing w:val="-5"/>
-          <w:w w:val="105"/>
-          <w:sz w:val="20"/>
-        </w:rPr>
-        <w:t xml:space="preserve"> </w:t>
-      </w:r>
-      <w:r>
-        <w:rPr>
-          <w:rFonts w:asciiTheme="minorHAnsi" w:hAnsiTheme="minorHAnsi" w:cstheme="minorHAnsi"/>
-          <w:spacing w:val="-2"/>
-          <w:w w:val="105"/>
-          <w:sz w:val="20"/>
-        </w:rPr>
-        <w:t>-</w:t>
-      </w:r>
-      <w:r>
-        <w:rPr>
-          <w:rFonts w:asciiTheme="minorHAnsi" w:hAnsiTheme="minorHAnsi" w:cstheme="minorHAnsi"/>
-          <w:spacing w:val="-6"/>
-          <w:w w:val="105"/>
-          <w:sz w:val="20"/>
-        </w:rPr>
-        <w:t xml:space="preserve"> </w:t>
-      </w:r>
-      <w:r>
-        <w:rPr>
-          <w:rFonts w:asciiTheme="minorHAnsi" w:hAnsiTheme="minorHAnsi" w:cstheme="minorHAnsi"/>
-          <w:spacing w:val="-5"/>
-          <w:w w:val="105"/>
-          <w:sz w:val="20"/>
-        </w:rPr>
-        <w:t>AIA</w:t>
-      </w:r>
-    </w:p>
-    <w:p>
-      <w:pPr>
-        <w:spacing w:line="343" w:lineRule="auto"/>
-        <w:rPr>
-          <w:rFonts w:asciiTheme="minorHAnsi" w:hAnsiTheme="minorHAnsi" w:cstheme="minorHAnsi"/>
-        </w:rPr>
         <w:sectPr>
           <w:pgSz w:w="12240" w:h="15840"/>
           <w:pgMar w:top="1040" w:right="840" w:bottom="700" w:left="620" w:header="0" w:footer="518" w:gutter="0"/>
           <w:cols w:space="720"/>
         </w:sectPr>
       </w:pPr>
+      <w:r>
+        <w:rPr>
+          <w:rFonts w:asciiTheme="minorHAnsi" w:hAnsiTheme="minorHAnsi" w:cstheme="minorHAnsi"/>
+          <w:spacing w:val="-2"/>
+          <w:w w:val="105"/>
+          <w:sz w:val="20"/>
+        </w:rPr>
+        <w:t>Best</w:t>
+      </w:r>
+      <w:r>
+        <w:rPr>
+          <w:rFonts w:asciiTheme="minorHAnsi" w:hAnsiTheme="minorHAnsi" w:cstheme="minorHAnsi"/>
+          <w:spacing w:val="-7"/>
+          <w:w w:val="105"/>
+          <w:sz w:val="20"/>
+        </w:rPr>
+        <w:t xml:space="preserve"> </w:t>
+      </w:r>
+      <w:r>
+        <w:rPr>
+          <w:rFonts w:asciiTheme="minorHAnsi" w:hAnsiTheme="minorHAnsi" w:cstheme="minorHAnsi"/>
+          <w:spacing w:val="-2"/>
+          <w:w w:val="105"/>
+          <w:sz w:val="20"/>
+        </w:rPr>
+        <w:t>Employee</w:t>
+      </w:r>
+      <w:r>
+        <w:rPr>
+          <w:rFonts w:asciiTheme="minorHAnsi" w:hAnsiTheme="minorHAnsi" w:cstheme="minorHAnsi"/>
+          <w:spacing w:val="-6"/>
+          <w:w w:val="105"/>
+          <w:sz w:val="20"/>
+        </w:rPr>
+        <w:t xml:space="preserve"> </w:t>
+      </w:r>
+      <w:r>
+        <w:rPr>
+          <w:rFonts w:asciiTheme="minorHAnsi" w:hAnsiTheme="minorHAnsi" w:cstheme="minorHAnsi"/>
+          <w:spacing w:val="-2"/>
+          <w:w w:val="105"/>
+          <w:sz w:val="20"/>
+        </w:rPr>
+        <w:t>Award</w:t>
+      </w:r>
+      <w:r>
+        <w:rPr>
+          <w:rFonts w:asciiTheme="minorHAnsi" w:hAnsiTheme="minorHAnsi" w:cstheme="minorHAnsi"/>
+          <w:spacing w:val="-5"/>
+          <w:w w:val="105"/>
+          <w:sz w:val="20"/>
+        </w:rPr>
+        <w:t xml:space="preserve"> </w:t>
+      </w:r>
+      <w:r>
+        <w:rPr>
+          <w:rFonts w:asciiTheme="minorHAnsi" w:hAnsiTheme="minorHAnsi" w:cstheme="minorHAnsi"/>
+          <w:spacing w:val="-2"/>
+          <w:w w:val="105"/>
+          <w:sz w:val="20"/>
+        </w:rPr>
+        <w:t>-</w:t>
+      </w:r>
+      <w:r>
+        <w:rPr>
+          <w:rFonts w:asciiTheme="minorHAnsi" w:hAnsiTheme="minorHAnsi" w:cstheme="minorHAnsi"/>
+          <w:spacing w:val="-6"/>
+          <w:w w:val="105"/>
+          <w:sz w:val="20"/>
+        </w:rPr>
+        <w:t xml:space="preserve"> </w:t>
+      </w:r>
+      <w:r>
+        <w:rPr>
+          <w:rFonts w:asciiTheme="minorHAnsi" w:hAnsiTheme="minorHAnsi" w:cstheme="minorHAnsi"/>
+          <w:spacing w:val="-5"/>
+          <w:w w:val="105"/>
+          <w:sz w:val="20"/>
+        </w:rPr>
+        <w:t>AIA</w:t>
+      </w:r>
     </w:p>
     <w:p>
       <w:pPr>
         <w:pStyle w:val="BodyText"/>
-        <w:ind w:left="205"/>
+        <w:ind w:left="0"/>
         <w:rPr>
           <w:rFonts w:asciiTheme="minorHAnsi" w:hAnsiTheme="minorHAnsi" w:cstheme="minorHAnsi"/>
         </w:rPr>
@@ -13985,7 +13951,7 @@
 </file>
 
 <file path=word/endnotes.xml><?xml version="1.0" encoding="utf-8"?>
-<w:endnotes xmlns:wpc="http://schemas.microsoft.com/office/word/2010/wordprocessingCanvas" xmlns:cx="http://schemas.microsoft.com/office/drawing/2014/chartex" xmlns:cx1="http://schemas.microsoft.com/office/drawing/2015/9/8/chartex" xmlns:cx2="http://schemas.microsoft.com/office/drawing/2015/10/21/chartex" xmlns:cx3="http://schemas.microsoft.com/office/drawing/2016/5/9/chartex" xmlns:cx4="http://schemas.microsoft.com/office/drawing/2016/5/10/chartex" xmlns:cx5="http://schemas.microsoft.com/office/drawing/2016/5/11/chartex" xmlns:cx6="http://schemas.microsoft.com/office/drawing/2016/5/12/chartex" xmlns:cx7="http://schemas.microsoft.com/office/drawing/2016/5/13/chartex" xmlns:cx8="http://schemas.microsoft.com/office/drawing/2016/5/14/chartex" xmlns:mc="http://schemas.openxmlformats.org/markup-compatibility/2006" xmlns:aink="http://schemas.microsoft.com/office/drawing/2016/ink" xmlns:am3d="http://schemas.microsoft.com/office/drawing/2017/model3d" xmlns:o="urn:schemas-microsoft-com:office:office" xmlns:oel="http://schemas.microsoft.com/office/2019/extlst" xmlns:r="http://schemas.openxmlformats.org/officeDocument/2006/relationships" xmlns:m="http://schemas.openxmlformats.org/officeDocument/2006/math" xmlns:v="urn:schemas-microsoft-com:vml" xmlns:wp14="http://schemas.microsoft.com/office/word/2010/wordprocessingDrawing" xmlns:wp="http://schemas.openxmlformats.org/drawingml/2006/wordprocessingDrawing" xmlns:w10="urn:schemas-microsoft-com:office:word" xmlns:w="http://schemas.openxmlformats.org/wordprocessingml/2006/main" xmlns:w14="http://schemas.microsoft.com/office/word/2010/wordml" xmlns:w15="http://schemas.microsoft.com/office/word/2012/wordml" xmlns:w16cex="http://schemas.microsoft.com/office/word/2018/wordml/cex" xmlns:w16cid="http://schemas.microsoft.com/office/word/2016/wordml/cid" xmlns:w16="http://schemas.microsoft.com/office/word/2018/wordml" xmlns:w16sdtdh="http://schemas.microsoft.com/office/word/2020/wordml/sdtdatahash" xmlns:w16se="http://schemas.microsoft.com/office/word/2015/wordml/symex" xmlns:wpg="http://schemas.microsoft.com/office/word/2010/wordprocessingGroup" xmlns:wpi="http://schemas.microsoft.com/office/word/2010/wordprocessingInk" xmlns:wne="http://schemas.microsoft.com/office/word/2006/wordml" xmlns:wps="http://schemas.microsoft.com/office/word/2010/wordprocessingShape" mc:Ignorable="w14 w15 w16se w16cid w16 w16cex w16sdtdh wp14">
+<w:endnotes xmlns:wpc="http://schemas.microsoft.com/office/word/2010/wordprocessingCanvas" xmlns:cx="http://schemas.microsoft.com/office/drawing/2014/chartex" xmlns:cx1="http://schemas.microsoft.com/office/drawing/2015/9/8/chartex" xmlns:cx2="http://schemas.microsoft.com/office/drawing/2015/10/21/chartex" xmlns:cx3="http://schemas.microsoft.com/office/drawing/2016/5/9/chartex" xmlns:cx4="http://schemas.microsoft.com/office/drawing/2016/5/10/chartex" xmlns:cx5="http://schemas.microsoft.com/office/drawing/2016/5/11/chartex" xmlns:cx6="http://schemas.microsoft.com/office/drawing/2016/5/12/chartex" xmlns:cx7="http://schemas.microsoft.com/office/drawing/2016/5/13/chartex" xmlns:cx8="http://schemas.microsoft.com/office/drawing/2016/5/14/chartex" xmlns:mc="http://schemas.openxmlformats.org/markup-compatibility/2006" xmlns:aink="http://schemas.microsoft.com/office/drawing/2016/ink" xmlns:am3d="http://schemas.microsoft.com/office/drawing/2017/model3d" xmlns:o="urn:schemas-microsoft-com:office:office" xmlns:oel="http://schemas.microsoft.com/office/2019/extlst" xmlns:r="http://schemas.openxmlformats.org/officeDocument/2006/relationships" xmlns:m="http://schemas.openxmlformats.org/officeDocument/2006/math" xmlns:v="urn:schemas-microsoft-com:vml" xmlns:wp14="http://schemas.microsoft.com/office/word/2010/wordprocessingDrawing" xmlns:wp="http://schemas.openxmlformats.org/drawingml/2006/wordprocessingDrawing" xmlns:w10="urn:schemas-microsoft-com:office:word" xmlns:w="http://schemas.openxmlformats.org/wordprocessingml/2006/main" xmlns:w14="http://schemas.microsoft.com/office/word/2010/wordml" xmlns:w15="http://schemas.microsoft.com/office/word/2012/wordml" xmlns:w16cex="http://schemas.microsoft.com/office/word/2018/wordml/cex" xmlns:w16cid="http://schemas.microsoft.com/office/word/2016/wordml/cid" xmlns:w16="http://schemas.microsoft.com/office/word/2018/wordml" xmlns:w16du="http://schemas.microsoft.com/office/word/2023/wordml/word16du" xmlns:w16sdtdh="http://schemas.microsoft.com/office/word/2020/wordml/sdtdatahash" xmlns:w16sdtfl="http://schemas.microsoft.com/office/word/2024/wordml/sdtformatlock" xmlns:w16se="http://schemas.microsoft.com/office/word/2015/wordml/symex" xmlns:wpg="http://schemas.microsoft.com/office/word/2010/wordprocessingGroup" xmlns:wpi="http://schemas.microsoft.com/office/word/2010/wordprocessingInk" xmlns:wne="http://schemas.microsoft.com/office/word/2006/wordml" xmlns:wps="http://schemas.microsoft.com/office/word/2010/wordprocessingShape" mc:Ignorable="w14 w15 w16se w16cid w16 w16cex w16sdtdh w16sdtfl w16du wp14">
   <w:endnote w:type="separator" w:id="-1">
     <w:p>
       <w:r>
@@ -14004,7 +13970,7 @@
 </file>
 
 <file path=word/footer1.xml><?xml version="1.0" encoding="utf-8"?>
-<w:ftr xmlns:wpc="http://schemas.microsoft.com/office/word/2010/wordprocessingCanvas" xmlns:cx="http://schemas.microsoft.com/office/drawing/2014/chartex" xmlns:cx1="http://schemas.microsoft.com/office/drawing/2015/9/8/chartex" xmlns:cx2="http://schemas.microsoft.com/office/drawing/2015/10/21/chartex" xmlns:cx3="http://schemas.microsoft.com/office/drawing/2016/5/9/chartex" xmlns:cx4="http://schemas.microsoft.com/office/drawing/2016/5/10/chartex" xmlns:cx5="http://schemas.microsoft.com/office/drawing/2016/5/11/chartex" xmlns:cx6="http://schemas.microsoft.com/office/drawing/2016/5/12/chartex" xmlns:cx7="http://schemas.microsoft.com/office/drawing/2016/5/13/chartex" xmlns:cx8="http://schemas.microsoft.com/office/drawing/2016/5/14/chartex" xmlns:mc="http://schemas.openxmlformats.org/markup-compatibility/2006" xmlns:aink="http://schemas.microsoft.com/office/drawing/2016/ink" xmlns:am3d="http://schemas.microsoft.com/office/drawing/2017/model3d" xmlns:o="urn:schemas-microsoft-com:office:office" xmlns:oel="http://schemas.microsoft.com/office/2019/extlst" xmlns:r="http://schemas.openxmlformats.org/officeDocument/2006/relationships" xmlns:m="http://schemas.openxmlformats.org/officeDocument/2006/math" xmlns:v="urn:schemas-microsoft-com:vml" xmlns:wp14="http://schemas.microsoft.com/office/word/2010/wordprocessingDrawing" xmlns:wp="http://schemas.openxmlformats.org/drawingml/2006/wordprocessingDrawing" xmlns:w10="urn:schemas-microsoft-com:office:word" xmlns:w="http://schemas.openxmlformats.org/wordprocessingml/2006/main" xmlns:w14="http://schemas.microsoft.com/office/word/2010/wordml" xmlns:w15="http://schemas.microsoft.com/office/word/2012/wordml" xmlns:w16cex="http://schemas.microsoft.com/office/word/2018/wordml/cex" xmlns:w16cid="http://schemas.microsoft.com/office/word/2016/wordml/cid" xmlns:w16="http://schemas.microsoft.com/office/word/2018/wordml" xmlns:w16sdtdh="http://schemas.microsoft.com/office/word/2020/wordml/sdtdatahash" xmlns:w16se="http://schemas.microsoft.com/office/word/2015/wordml/symex" xmlns:wpg="http://schemas.microsoft.com/office/word/2010/wordprocessingGroup" xmlns:wpi="http://schemas.microsoft.com/office/word/2010/wordprocessingInk" xmlns:wne="http://schemas.microsoft.com/office/word/2006/wordml" xmlns:wps="http://schemas.microsoft.com/office/word/2010/wordprocessingShape" mc:Ignorable="w14 w15 w16se w16cid w16 w16cex w16sdtdh wp14">
+<w:ftr xmlns:wpc="http://schemas.microsoft.com/office/word/2010/wordprocessingCanvas" xmlns:cx="http://schemas.microsoft.com/office/drawing/2014/chartex" xmlns:cx1="http://schemas.microsoft.com/office/drawing/2015/9/8/chartex" xmlns:cx2="http://schemas.microsoft.com/office/drawing/2015/10/21/chartex" xmlns:cx3="http://schemas.microsoft.com/office/drawing/2016/5/9/chartex" xmlns:cx4="http://schemas.microsoft.com/office/drawing/2016/5/10/chartex" xmlns:cx5="http://schemas.microsoft.com/office/drawing/2016/5/11/chartex" xmlns:cx6="http://schemas.microsoft.com/office/drawing/2016/5/12/chartex" xmlns:cx7="http://schemas.microsoft.com/office/drawing/2016/5/13/chartex" xmlns:cx8="http://schemas.microsoft.com/office/drawing/2016/5/14/chartex" xmlns:mc="http://schemas.openxmlformats.org/markup-compatibility/2006" xmlns:aink="http://schemas.microsoft.com/office/drawing/2016/ink" xmlns:am3d="http://schemas.microsoft.com/office/drawing/2017/model3d" xmlns:o="urn:schemas-microsoft-com:office:office" xmlns:oel="http://schemas.microsoft.com/office/2019/extlst" xmlns:r="http://schemas.openxmlformats.org/officeDocument/2006/relationships" xmlns:m="http://schemas.openxmlformats.org/officeDocument/2006/math" xmlns:v="urn:schemas-microsoft-com:vml" xmlns:wp14="http://schemas.microsoft.com/office/word/2010/wordprocessingDrawing" xmlns:wp="http://schemas.openxmlformats.org/drawingml/2006/wordprocessingDrawing" xmlns:w10="urn:schemas-microsoft-com:office:word" xmlns:w="http://schemas.openxmlformats.org/wordprocessingml/2006/main" xmlns:w14="http://schemas.microsoft.com/office/word/2010/wordml" xmlns:w15="http://schemas.microsoft.com/office/word/2012/wordml" xmlns:w16cex="http://schemas.microsoft.com/office/word/2018/wordml/cex" xmlns:w16cid="http://schemas.microsoft.com/office/word/2016/wordml/cid" xmlns:w16="http://schemas.microsoft.com/office/word/2018/wordml" xmlns:w16du="http://schemas.microsoft.com/office/word/2023/wordml/word16du" xmlns:w16sdtdh="http://schemas.microsoft.com/office/word/2020/wordml/sdtdatahash" xmlns:w16sdtfl="http://schemas.microsoft.com/office/word/2024/wordml/sdtformatlock" xmlns:w16se="http://schemas.microsoft.com/office/word/2015/wordml/symex" xmlns:wpg="http://schemas.microsoft.com/office/word/2010/wordprocessingGroup" xmlns:wpi="http://schemas.microsoft.com/office/word/2010/wordprocessingInk" xmlns:wne="http://schemas.microsoft.com/office/word/2006/wordml" xmlns:wps="http://schemas.microsoft.com/office/word/2010/wordprocessingShape" mc:Ignorable="w14 w15 w16se w16cid w16 w16cex w16sdtdh w16sdtfl w16du wp14">
   <w:p>
     <w:pPr>
       <w:pStyle w:val="BodyText"/>
@@ -14161,7 +14127,7 @@
               <v:stroke joinstyle="miter"/>
               <v:path gradientshapeok="t" o:connecttype="rect"/>
             </v:shapetype>
-            <v:shape id="Textbox 1" o:spid="_x0000_s1026" type="#_x0000_t202" style="position:absolute;margin-left:257.75pt;margin-top:755.1pt;width:100.95pt;height:13pt;z-index:-15839232;visibility:visible;mso-wrap-style:square;mso-wrap-distance-left:0;mso-wrap-distance-top:0;mso-wrap-distance-right:0;mso-wrap-distance-bottom:0;mso-position-horizontal:absolute;mso-position-horizontal-relative:page;mso-position-vertical:absolute;mso-position-vertical-relative:page;v-text-anchor:top" o:gfxdata="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" filled="f" stroked="f">
+            <v:shape id="Textbox 1" o:spid="_x0000_s1026" type="#_x0000_t202" style="position:absolute;margin-left:257.75pt;margin-top:755.1pt;width:100.95pt;height:13pt;z-index:-15839232;visibility:visible;mso-wrap-style:square;mso-wrap-distance-left:0;mso-wrap-distance-top:0;mso-wrap-distance-right:0;mso-wrap-distance-bottom:0;mso-position-horizontal:absolute;mso-position-horizontal-relative:page;mso-position-vertical:absolute;mso-position-vertical-relative:page;v-text-anchor:top" o:gfxdata="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" filled="f" stroked="f">
               <v:textbox inset="0,0,0,0">
                 <w:txbxContent>
                   <w:p>
@@ -14271,7 +14237,7 @@
 </file>
 
 <file path=word/footnotes.xml><?xml version="1.0" encoding="utf-8"?>
-<w:footnotes xmlns:wpc="http://schemas.microsoft.com/office/word/2010/wordprocessingCanvas" xmlns:cx="http://schemas.microsoft.com/office/drawing/2014/chartex" xmlns:cx1="http://schemas.microsoft.com/office/drawing/2015/9/8/chartex" xmlns:cx2="http://schemas.microsoft.com/office/drawing/2015/10/21/chartex" xmlns:cx3="http://schemas.microsoft.com/office/drawing/2016/5/9/chartex" xmlns:cx4="http://schemas.microsoft.com/office/drawing/2016/5/10/chartex" xmlns:cx5="http://schemas.microsoft.com/office/drawing/2016/5/11/chartex" xmlns:cx6="http://schemas.microsoft.com/office/drawing/2016/5/12/chartex" xmlns:cx7="http://schemas.microsoft.com/office/drawing/2016/5/13/chartex" xmlns:cx8="http://schemas.microsoft.com/office/drawing/2016/5/14/chartex" xmlns:mc="http://schemas.openxmlformats.org/markup-compatibility/2006" xmlns:aink="http://schemas.microsoft.com/office/drawing/2016/ink" xmlns:am3d="http://schemas.microsoft.com/office/drawing/2017/model3d" xmlns:o="urn:schemas-microsoft-com:office:office" xmlns:oel="http://schemas.microsoft.com/office/2019/extlst" xmlns:r="http://schemas.openxmlformats.org/officeDocument/2006/relationships" xmlns:m="http://schemas.openxmlformats.org/officeDocument/2006/math" xmlns:v="urn:schemas-microsoft-com:vml" xmlns:wp14="http://schemas.microsoft.com/office/word/2010/wordprocessingDrawing" xmlns:wp="http://schemas.openxmlformats.org/drawingml/2006/wordprocessingDrawing" xmlns:w10="urn:schemas-microsoft-com:office:word" xmlns:w="http://schemas.openxmlformats.org/wordprocessingml/2006/main" xmlns:w14="http://schemas.microsoft.com/office/word/2010/wordml" xmlns:w15="http://schemas.microsoft.com/office/word/2012/wordml" xmlns:w16cex="http://schemas.microsoft.com/office/word/2018/wordml/cex" xmlns:w16cid="http://schemas.microsoft.com/office/word/2016/wordml/cid" xmlns:w16="http://schemas.microsoft.com/office/word/2018/wordml" xmlns:w16sdtdh="http://schemas.microsoft.com/office/word/2020/wordml/sdtdatahash" xmlns:w16se="http://schemas.microsoft.com/office/word/2015/wordml/symex" xmlns:wpg="http://schemas.microsoft.com/office/word/2010/wordprocessingGroup" xmlns:wpi="http://schemas.microsoft.com/office/word/2010/wordprocessingInk" xmlns:wne="http://schemas.microsoft.com/office/word/2006/wordml" xmlns:wps="http://schemas.microsoft.com/office/word/2010/wordprocessingShape" mc:Ignorable="w14 w15 w16se w16cid w16 w16cex w16sdtdh wp14">
+<w:footnotes xmlns:wpc="http://schemas.microsoft.com/office/word/2010/wordprocessingCanvas" xmlns:cx="http://schemas.microsoft.com/office/drawing/2014/chartex" xmlns:cx1="http://schemas.microsoft.com/office/drawing/2015/9/8/chartex" xmlns:cx2="http://schemas.microsoft.com/office/drawing/2015/10/21/chartex" xmlns:cx3="http://schemas.microsoft.com/office/drawing/2016/5/9/chartex" xmlns:cx4="http://schemas.microsoft.com/office/drawing/2016/5/10/chartex" xmlns:cx5="http://schemas.microsoft.com/office/drawing/2016/5/11/chartex" xmlns:cx6="http://schemas.microsoft.com/office/drawing/2016/5/12/chartex" xmlns:cx7="http://schemas.microsoft.com/office/drawing/2016/5/13/chartex" xmlns:cx8="http://schemas.microsoft.com/office/drawing/2016/5/14/chartex" xmlns:mc="http://schemas.openxmlformats.org/markup-compatibility/2006" xmlns:aink="http://schemas.microsoft.com/office/drawing/2016/ink" xmlns:am3d="http://schemas.microsoft.com/office/drawing/2017/model3d" xmlns:o="urn:schemas-microsoft-com:office:office" xmlns:oel="http://schemas.microsoft.com/office/2019/extlst" xmlns:r="http://schemas.openxmlformats.org/officeDocument/2006/relationships" xmlns:m="http://schemas.openxmlformats.org/officeDocument/2006/math" xmlns:v="urn:schemas-microsoft-com:vml" xmlns:wp14="http://schemas.microsoft.com/office/word/2010/wordprocessingDrawing" xmlns:wp="http://schemas.openxmlformats.org/drawingml/2006/wordprocessingDrawing" xmlns:w10="urn:schemas-microsoft-com:office:word" xmlns:w="http://schemas.openxmlformats.org/wordprocessingml/2006/main" xmlns:w14="http://schemas.microsoft.com/office/word/2010/wordml" xmlns:w15="http://schemas.microsoft.com/office/word/2012/wordml" xmlns:w16cex="http://schemas.microsoft.com/office/word/2018/wordml/cex" xmlns:w16cid="http://schemas.microsoft.com/office/word/2016/wordml/cid" xmlns:w16="http://schemas.microsoft.com/office/word/2018/wordml" xmlns:w16du="http://schemas.microsoft.com/office/word/2023/wordml/word16du" xmlns:w16sdtdh="http://schemas.microsoft.com/office/word/2020/wordml/sdtdatahash" xmlns:w16sdtfl="http://schemas.microsoft.com/office/word/2024/wordml/sdtformatlock" xmlns:w16se="http://schemas.microsoft.com/office/word/2015/wordml/symex" xmlns:wpg="http://schemas.microsoft.com/office/word/2010/wordprocessingGroup" xmlns:wpi="http://schemas.microsoft.com/office/word/2010/wordprocessingInk" xmlns:wne="http://schemas.microsoft.com/office/word/2006/wordml" xmlns:wps="http://schemas.microsoft.com/office/word/2010/wordprocessingShape" mc:Ignorable="w14 w15 w16se w16cid w16 w16cex w16sdtdh w16sdtfl w16du wp14">
   <w:footnote w:type="separator" w:id="-1">
     <w:p>
       <w:r>
@@ -14290,7 +14256,7 @@
 </file>
 
 <file path=word/numbering.xml><?xml version="1.0" encoding="utf-8"?>
-<w:numbering xmlns:wpc="http://schemas.microsoft.com/office/word/2010/wordprocessingCanvas" xmlns:cx="http://schemas.microsoft.com/office/drawing/2014/chartex" xmlns:cx1="http://schemas.microsoft.com/office/drawing/2015/9/8/chartex" xmlns:cx2="http://schemas.microsoft.com/office/drawing/2015/10/21/chartex" xmlns:cx3="http://schemas.microsoft.com/office/drawing/2016/5/9/chartex" xmlns:cx4="http://schemas.microsoft.com/office/drawing/2016/5/10/chartex" xmlns:cx5="http://schemas.microsoft.com/office/drawing/2016/5/11/chartex" xmlns:cx6="http://schemas.microsoft.com/office/drawing/2016/5/12/chartex" xmlns:cx7="http://schemas.microsoft.com/office/drawing/2016/5/13/chartex" xmlns:cx8="http://schemas.microsoft.com/office/drawing/2016/5/14/chartex" xmlns:mc="http://schemas.openxmlformats.org/markup-compatibility/2006" xmlns:aink="http://schemas.microsoft.com/office/drawing/2016/ink" xmlns:am3d="http://schemas.microsoft.com/office/drawing/2017/model3d" xmlns:o="urn:schemas-microsoft-com:office:office" xmlns:oel="http://schemas.microsoft.com/office/2019/extlst" xmlns:r="http://schemas.openxmlformats.org/officeDocument/2006/relationships" xmlns:m="http://schemas.openxmlformats.org/officeDocument/2006/math" xmlns:v="urn:schemas-microsoft-com:vml" xmlns:wp14="http://schemas.microsoft.com/office/word/2010/wordprocessingDrawing" xmlns:wp="http://schemas.openxmlformats.org/drawingml/2006/wordprocessingDrawing" xmlns:w10="urn:schemas-microsoft-com:office:word" xmlns:w="http://schemas.openxmlformats.org/wordprocessingml/2006/main" xmlns:w14="http://schemas.microsoft.com/office/word/2010/wordml" xmlns:w15="http://schemas.microsoft.com/office/word/2012/wordml" xmlns:w16cex="http://schemas.microsoft.com/office/word/2018/wordml/cex" xmlns:w16cid="http://schemas.microsoft.com/office/word/2016/wordml/cid" xmlns:w16="http://schemas.microsoft.com/office/word/2018/wordml" xmlns:w16sdtdh="http://schemas.microsoft.com/office/word/2020/wordml/sdtdatahash" xmlns:w16se="http://schemas.microsoft.com/office/word/2015/wordml/symex" xmlns:wpg="http://schemas.microsoft.com/office/word/2010/wordprocessingGroup" xmlns:wpi="http://schemas.microsoft.com/office/word/2010/wordprocessingInk" xmlns:wne="http://schemas.microsoft.com/office/word/2006/wordml" xmlns:wps="http://schemas.microsoft.com/office/word/2010/wordprocessingShape" mc:Ignorable="w14 w15 w16se w16cid w16 w16cex w16sdtdh wp14">
+<w:numbering xmlns:wpc="http://schemas.microsoft.com/office/word/2010/wordprocessingCanvas" xmlns:cx="http://schemas.microsoft.com/office/drawing/2014/chartex" xmlns:cx1="http://schemas.microsoft.com/office/drawing/2015/9/8/chartex" xmlns:cx2="http://schemas.microsoft.com/office/drawing/2015/10/21/chartex" xmlns:cx3="http://schemas.microsoft.com/office/drawing/2016/5/9/chartex" xmlns:cx4="http://schemas.microsoft.com/office/drawing/2016/5/10/chartex" xmlns:cx5="http://schemas.microsoft.com/office/drawing/2016/5/11/chartex" xmlns:cx6="http://schemas.microsoft.com/office/drawing/2016/5/12/chartex" xmlns:cx7="http://schemas.microsoft.com/office/drawing/2016/5/13/chartex" xmlns:cx8="http://schemas.microsoft.com/office/drawing/2016/5/14/chartex" xmlns:mc="http://schemas.openxmlformats.org/markup-compatibility/2006" xmlns:aink="http://schemas.microsoft.com/office/drawing/2016/ink" xmlns:am3d="http://schemas.microsoft.com/office/drawing/2017/model3d" xmlns:o="urn:schemas-microsoft-com:office:office" xmlns:oel="http://schemas.microsoft.com/office/2019/extlst" xmlns:r="http://schemas.openxmlformats.org/officeDocument/2006/relationships" xmlns:m="http://schemas.openxmlformats.org/officeDocument/2006/math" xmlns:v="urn:schemas-microsoft-com:vml" xmlns:wp14="http://schemas.microsoft.com/office/word/2010/wordprocessingDrawing" xmlns:wp="http://schemas.openxmlformats.org/drawingml/2006/wordprocessingDrawing" xmlns:w10="urn:schemas-microsoft-com:office:word" xmlns:w="http://schemas.openxmlformats.org/wordprocessingml/2006/main" xmlns:w14="http://schemas.microsoft.com/office/word/2010/wordml" xmlns:w15="http://schemas.microsoft.com/office/word/2012/wordml" xmlns:w16cex="http://schemas.microsoft.com/office/word/2018/wordml/cex" xmlns:w16cid="http://schemas.microsoft.com/office/word/2016/wordml/cid" xmlns:w16="http://schemas.microsoft.com/office/word/2018/wordml" xmlns:w16du="http://schemas.microsoft.com/office/word/2023/wordml/word16du" xmlns:w16sdtdh="http://schemas.microsoft.com/office/word/2020/wordml/sdtdatahash" xmlns:w16sdtfl="http://schemas.microsoft.com/office/word/2024/wordml/sdtformatlock" xmlns:w16se="http://schemas.microsoft.com/office/word/2015/wordml/symex" xmlns:wpg="http://schemas.microsoft.com/office/word/2010/wordprocessingGroup" xmlns:wpi="http://schemas.microsoft.com/office/word/2010/wordprocessingInk" xmlns:wne="http://schemas.microsoft.com/office/word/2006/wordml" xmlns:wps="http://schemas.microsoft.com/office/word/2010/wordprocessingShape" mc:Ignorable="w14 w15 w16se w16cid w16 w16cex w16sdtdh w16sdtfl w16du wp14">
   <w:abstractNum w:abstractNumId="0" w15:restartNumberingAfterBreak="0">
     <w:nsid w:val="24D4249A"/>
     <w:multiLevelType w:val="hybridMultilevel"/>
@@ -14543,7 +14509,7 @@
 </file>
 
 <file path=word/styles.xml><?xml version="1.0" encoding="utf-8"?>
-<w:styles xmlns:mc="http://schemas.openxmlformats.org/markup-compatibility/2006" xmlns:r="http://schemas.openxmlformats.org/officeDocument/2006/relationships" xmlns:w="http://schemas.openxmlformats.org/wordprocessingml/2006/main" xmlns:w14="http://schemas.microsoft.com/office/word/2010/wordml" xmlns:w15="http://schemas.microsoft.com/office/word/2012/wordml" xmlns:w16cex="http://schemas.microsoft.com/office/word/2018/wordml/cex" xmlns:w16cid="http://schemas.microsoft.com/office/word/2016/wordml/cid" xmlns:w16="http://schemas.microsoft.com/office/word/2018/wordml" xmlns:w16sdtdh="http://schemas.microsoft.com/office/word/2020/wordml/sdtdatahash" xmlns:w16se="http://schemas.microsoft.com/office/word/2015/wordml/symex" mc:Ignorable="w14 w15 w16se w16cid w16 w16cex w16sdtdh">
+<w:styles xmlns:mc="http://schemas.openxmlformats.org/markup-compatibility/2006" xmlns:r="http://schemas.openxmlformats.org/officeDocument/2006/relationships" xmlns:w="http://schemas.openxmlformats.org/wordprocessingml/2006/main" xmlns:w14="http://schemas.microsoft.com/office/word/2010/wordml" xmlns:w15="http://schemas.microsoft.com/office/word/2012/wordml" xmlns:w16cex="http://schemas.microsoft.com/office/word/2018/wordml/cex" xmlns:w16cid="http://schemas.microsoft.com/office/word/2016/wordml/cid" xmlns:w16="http://schemas.microsoft.com/office/word/2018/wordml" xmlns:w16du="http://schemas.microsoft.com/office/word/2023/wordml/word16du" xmlns:w16sdtdh="http://schemas.microsoft.com/office/word/2020/wordml/sdtdatahash" xmlns:w16sdtfl="http://schemas.microsoft.com/office/word/2024/wordml/sdtformatlock" xmlns:w16se="http://schemas.microsoft.com/office/word/2015/wordml/symex" mc:Ignorable="w14 w15 w16se w16cid w16 w16cex w16sdtdh w16sdtfl w16du">
   <w:docDefaults>
     <w:rPrDefault>
       <w:rPr>
